--- a/B&W Kit/UNDERCITY_FaultCards_BW.docx
+++ b/B&W Kit/UNDERCITY_FaultCards_BW.docx
@@ -5872,7 +5872,7 @@
                 <w:sz w:val="18"/>
                 <w:szCs w:val="18"/>
               </w:rPr>
-              <w:t xml:space="preserve">Two interlocks, two authorities. Neither figure is written anywhere in this binder.</w:t>
+              <w:t xml:space="preserve">Two interlocks, two authorities, and a bus rating of your own. Only the last figure is written in this binder.</w:t>
             </w:r>
           </w:p>
           <w:p>
@@ -6171,7 +6171,7 @@
                 <w:sz w:val="18"/>
                 <w:szCs w:val="18"/>
               </w:rPr>
-              <w:t xml:space="preserve">Sterilisation will not release without both a biological clearance and a bypass rating.</w:t>
+              <w:t xml:space="preserve">Sterilisation will not release without a biological clearance, a bypass rating and an override authorisation.</w:t>
             </w:r>
           </w:p>
           <w:p>
@@ -6492,7 +6492,7 @@
                 <w:sz w:val="18"/>
                 <w:szCs w:val="18"/>
               </w:rPr>
-              <w:t xml:space="preserve">Failover needs a route rating and a telemetry rating before it will hand over.</w:t>
+              <w:t xml:space="preserve">Failover needs a route rating, a telemetry rating and a reservoir pressure figure before it will hand over.</w:t>
             </w:r>
           </w:p>
           <w:p>
@@ -6791,7 +6791,7 @@
                 <w:sz w:val="18"/>
                 <w:szCs w:val="18"/>
               </w:rPr>
-              <w:t xml:space="preserve">The beacons and the diversion both want a figure, and neither is a transport figure.</w:t>
+              <w:t xml:space="preserve">The beacons, the diversion and the emergency bus each want a figure, and none is a transport figure.</w:t>
             </w:r>
           </w:p>
           <w:p>
@@ -7112,7 +7112,7 @@
                 <w:sz w:val="18"/>
                 <w:szCs w:val="18"/>
               </w:rPr>
-              <w:t xml:space="preserve">The vault will not seal until both its broadcast clearance and its chiller feed are confirmed.</w:t>
+              <w:t xml:space="preserve">The vault will not seal until its broadcast clearance, its chiller feed and its own humidity setpoint are confirmed.</w:t>
             </w:r>
           </w:p>
           <w:p>
@@ -7411,7 +7411,7 @@
                 <w:sz w:val="18"/>
                 <w:szCs w:val="18"/>
               </w:rPr>
-              <w:t xml:space="preserve">The uplink wants its feed rating and its cabinet filtration rating. It holds neither.</w:t>
+              <w:t xml:space="preserve">The uplink wants its feed rating, its cabinet filtration rating and its reset key. It holds only the last.</w:t>
             </w:r>
           </w:p>
           <w:p>

--- a/B&W Kit/UNDERCITY_FaultCards_BW.docx
+++ b/B&W Kit/UNDERCITY_FaultCards_BW.docx
@@ -68,7 +68,7 @@
                 <w:sz w:val="15"/>
                 <w:szCs w:val="15"/>
               </w:rPr>
-              <w:t xml:space="preserve"> · POWER GRID · ROUND 0</w:t>
+              <w:t xml:space="preserve"> · POWER GRID</w:t>
             </w:r>
           </w:p>
           <w:p>
@@ -212,7 +212,7 @@
                 <w:sz w:val="15"/>
                 <w:szCs w:val="15"/>
               </w:rPr>
-              <w:t xml:space="preserve"> · WATER &amp; FILTRATION · ROUND 0</w:t>
+              <w:t xml:space="preserve"> · WATER &amp; FILTRATION</w:t>
             </w:r>
           </w:p>
           <w:p>
@@ -356,7 +356,7 @@
                 <w:sz w:val="15"/>
                 <w:szCs w:val="15"/>
               </w:rPr>
-              <w:t xml:space="preserve"> · MEDICAL BAY · ROUND 0</w:t>
+              <w:t xml:space="preserve"> · MEDICAL BAY</w:t>
             </w:r>
           </w:p>
           <w:p>
@@ -628,7 +628,7 @@
                 <w:sz w:val="15"/>
                 <w:szCs w:val="15"/>
               </w:rPr>
-              <w:t xml:space="preserve"> · TRANSPORT &amp; TUNNELS · ROUND 0</w:t>
+              <w:t xml:space="preserve"> · TRANSPORT &amp; TUNNELS</w:t>
             </w:r>
           </w:p>
           <w:p>
@@ -772,7 +772,7 @@
                 <w:sz w:val="15"/>
                 <w:szCs w:val="15"/>
               </w:rPr>
-              <w:t xml:space="preserve"> · AGRICULTURE · ROUND 0</w:t>
+              <w:t xml:space="preserve"> · AGRICULTURE</w:t>
             </w:r>
           </w:p>
           <w:p>
@@ -916,7 +916,7 @@
                 <w:sz w:val="15"/>
                 <w:szCs w:val="15"/>
               </w:rPr>
-              <w:t xml:space="preserve"> · COMMS &amp; SENSORS · ROUND 0</w:t>
+              <w:t xml:space="preserve"> · COMMS &amp; SENSORS</w:t>
             </w:r>
           </w:p>
           <w:p>
@@ -1188,7 +1188,7 @@
                 <w:sz w:val="15"/>
                 <w:szCs w:val="15"/>
               </w:rPr>
-              <w:t xml:space="preserve"> · POWER GRID · ROUND 1</w:t>
+              <w:t xml:space="preserve"> · POWER GRID</w:t>
             </w:r>
           </w:p>
           <w:p>
@@ -1332,7 +1332,7 @@
                 <w:sz w:val="15"/>
                 <w:szCs w:val="15"/>
               </w:rPr>
-              <w:t xml:space="preserve"> · WATER &amp; FILTRATION · ROUND 1</w:t>
+              <w:t xml:space="preserve"> · WATER &amp; FILTRATION</w:t>
             </w:r>
           </w:p>
           <w:p>
@@ -1476,7 +1476,7 @@
                 <w:sz w:val="15"/>
                 <w:szCs w:val="15"/>
               </w:rPr>
-              <w:t xml:space="preserve"> · MEDICAL BAY · ROUND 1</w:t>
+              <w:t xml:space="preserve"> · MEDICAL BAY</w:t>
             </w:r>
           </w:p>
           <w:p>
@@ -1748,7 +1748,7 @@
                 <w:sz w:val="15"/>
                 <w:szCs w:val="15"/>
               </w:rPr>
-              <w:t xml:space="preserve"> · TRANSPORT &amp; TUNNELS · ROUND 1</w:t>
+              <w:t xml:space="preserve"> · TRANSPORT &amp; TUNNELS</w:t>
             </w:r>
           </w:p>
           <w:p>
@@ -1892,7 +1892,7 @@
                 <w:sz w:val="15"/>
                 <w:szCs w:val="15"/>
               </w:rPr>
-              <w:t xml:space="preserve"> · AGRICULTURE · ROUND 1</w:t>
+              <w:t xml:space="preserve"> · AGRICULTURE</w:t>
             </w:r>
           </w:p>
           <w:p>
@@ -2036,7 +2036,7 @@
                 <w:sz w:val="15"/>
                 <w:szCs w:val="15"/>
               </w:rPr>
-              <w:t xml:space="preserve"> · COMMS &amp; SENSORS · ROUND 1</w:t>
+              <w:t xml:space="preserve"> · COMMS &amp; SENSORS</w:t>
             </w:r>
           </w:p>
           <w:p>
@@ -2308,7 +2308,7 @@
                 <w:sz w:val="15"/>
                 <w:szCs w:val="15"/>
               </w:rPr>
-              <w:t xml:space="preserve"> · POWER GRID · ROUND 2</w:t>
+              <w:t xml:space="preserve"> · POWER GRID</w:t>
             </w:r>
           </w:p>
           <w:p>
@@ -2452,7 +2452,7 @@
                 <w:sz w:val="15"/>
                 <w:szCs w:val="15"/>
               </w:rPr>
-              <w:t xml:space="preserve"> · POWER GRID · ROUND 2</w:t>
+              <w:t xml:space="preserve"> · POWER GRID</w:t>
             </w:r>
           </w:p>
           <w:p>
@@ -2596,7 +2596,7 @@
                 <w:sz w:val="15"/>
                 <w:szCs w:val="15"/>
               </w:rPr>
-              <w:t xml:space="preserve"> · WATER &amp; FILTRATION · ROUND 2</w:t>
+              <w:t xml:space="preserve"> · WATER &amp; FILTRATION</w:t>
             </w:r>
           </w:p>
           <w:p>
@@ -2750,7 +2750,7 @@
                 <w:sz w:val="15"/>
                 <w:szCs w:val="15"/>
               </w:rPr>
-              <w:t xml:space="preserve"> · WATER &amp; FILTRATION · ROUND 2</w:t>
+              <w:t xml:space="preserve"> · WATER &amp; FILTRATION</w:t>
             </w:r>
           </w:p>
           <w:p>
@@ -2894,7 +2894,7 @@
                 <w:sz w:val="15"/>
                 <w:szCs w:val="15"/>
               </w:rPr>
-              <w:t xml:space="preserve"> · MEDICAL BAY · ROUND 2</w:t>
+              <w:t xml:space="preserve"> · MEDICAL BAY</w:t>
             </w:r>
           </w:p>
           <w:p>
@@ -3038,7 +3038,7 @@
                 <w:sz w:val="15"/>
                 <w:szCs w:val="15"/>
               </w:rPr>
-              <w:t xml:space="preserve"> · MEDICAL BAY · ROUND 2</w:t>
+              <w:t xml:space="preserve"> · MEDICAL BAY</w:t>
             </w:r>
           </w:p>
           <w:p>
@@ -3310,7 +3310,7 @@
                 <w:sz w:val="15"/>
                 <w:szCs w:val="15"/>
               </w:rPr>
-              <w:t xml:space="preserve"> · TRANSPORT &amp; TUNNELS · ROUND 2</w:t>
+              <w:t xml:space="preserve"> · TRANSPORT &amp; TUNNELS</w:t>
             </w:r>
           </w:p>
           <w:p>
@@ -3454,7 +3454,7 @@
                 <w:sz w:val="15"/>
                 <w:szCs w:val="15"/>
               </w:rPr>
-              <w:t xml:space="preserve"> · TRANSPORT &amp; TUNNELS · ROUND 2</w:t>
+              <w:t xml:space="preserve"> · TRANSPORT &amp; TUNNELS</w:t>
             </w:r>
           </w:p>
           <w:p>
@@ -3598,7 +3598,7 @@
                 <w:sz w:val="15"/>
                 <w:szCs w:val="15"/>
               </w:rPr>
-              <w:t xml:space="preserve"> · AGRICULTURE · ROUND 2</w:t>
+              <w:t xml:space="preserve"> · AGRICULTURE</w:t>
             </w:r>
           </w:p>
           <w:p>
@@ -3870,7 +3870,7 @@
                 <w:sz w:val="15"/>
                 <w:szCs w:val="15"/>
               </w:rPr>
-              <w:t xml:space="preserve"> · AGRICULTURE · ROUND 2</w:t>
+              <w:t xml:space="preserve"> · AGRICULTURE</w:t>
             </w:r>
           </w:p>
           <w:p>
@@ -4014,7 +4014,7 @@
                 <w:sz w:val="15"/>
                 <w:szCs w:val="15"/>
               </w:rPr>
-              <w:t xml:space="preserve"> · COMMS &amp; SENSORS · ROUND 2</w:t>
+              <w:t xml:space="preserve"> · COMMS &amp; SENSORS</w:t>
             </w:r>
           </w:p>
           <w:p>
@@ -4158,7 +4158,7 @@
                 <w:sz w:val="15"/>
                 <w:szCs w:val="15"/>
               </w:rPr>
-              <w:t xml:space="preserve"> · COMMS &amp; SENSORS · ROUND 2</w:t>
+              <w:t xml:space="preserve"> · COMMS &amp; SENSORS</w:t>
             </w:r>
           </w:p>
           <w:p>
@@ -4430,7 +4430,7 @@
                 <w:sz w:val="15"/>
                 <w:szCs w:val="15"/>
               </w:rPr>
-              <w:t xml:space="preserve"> · POWER GRID · ROUND 3</w:t>
+              <w:t xml:space="preserve"> · POWER GRID</w:t>
             </w:r>
           </w:p>
           <w:p>
@@ -4574,7 +4574,7 @@
                 <w:sz w:val="15"/>
                 <w:szCs w:val="15"/>
               </w:rPr>
-              <w:t xml:space="preserve"> · WATER &amp; FILTRATION · ROUND 3</w:t>
+              <w:t xml:space="preserve"> · WATER &amp; FILTRATION</w:t>
             </w:r>
           </w:p>
           <w:p>
@@ -4718,7 +4718,7 @@
                 <w:sz w:val="15"/>
                 <w:szCs w:val="15"/>
               </w:rPr>
-              <w:t xml:space="preserve"> · MEDICAL BAY · ROUND 3</w:t>
+              <w:t xml:space="preserve"> · MEDICAL BAY</w:t>
             </w:r>
           </w:p>
           <w:p>
@@ -4990,7 +4990,7 @@
                 <w:sz w:val="15"/>
                 <w:szCs w:val="15"/>
               </w:rPr>
-              <w:t xml:space="preserve"> · TRANSPORT &amp; TUNNELS · ROUND 3</w:t>
+              <w:t xml:space="preserve"> · TRANSPORT &amp; TUNNELS</w:t>
             </w:r>
           </w:p>
           <w:p>
@@ -5134,7 +5134,7 @@
                 <w:sz w:val="15"/>
                 <w:szCs w:val="15"/>
               </w:rPr>
-              <w:t xml:space="preserve"> · AGRICULTURE · ROUND 3</w:t>
+              <w:t xml:space="preserve"> · AGRICULTURE</w:t>
             </w:r>
           </w:p>
           <w:p>
@@ -5278,7 +5278,7 @@
                 <w:sz w:val="15"/>
                 <w:szCs w:val="15"/>
               </w:rPr>
-              <w:t xml:space="preserve"> · COMMS &amp; SENSORS · ROUND 3</w:t>
+              <w:t xml:space="preserve"> · COMMS &amp; SENSORS</w:t>
             </w:r>
           </w:p>
           <w:p>
@@ -5432,7 +5432,7 @@
                 <w:sz w:val="15"/>
                 <w:szCs w:val="15"/>
               </w:rPr>
-              <w:t xml:space="preserve"> · POWER GRID · ROUND 4</w:t>
+              <w:t xml:space="preserve"> · POWER GRID</w:t>
             </w:r>
           </w:p>
           <w:p>
@@ -5576,7 +5576,7 @@
                 <w:sz w:val="15"/>
                 <w:szCs w:val="15"/>
               </w:rPr>
-              <w:t xml:space="preserve"> · MEDICAL BAY · ROUND 4</w:t>
+              <w:t xml:space="preserve"> · MEDICAL BAY</w:t>
             </w:r>
           </w:p>
           <w:p>
@@ -5720,7 +5720,7 @@
                 <w:sz w:val="15"/>
                 <w:szCs w:val="15"/>
               </w:rPr>
-              <w:t xml:space="preserve"> · WATER &amp; FILTRATION · ROUND 4</w:t>
+              <w:t xml:space="preserve"> · WATER &amp; FILTRATION</w:t>
             </w:r>
           </w:p>
           <w:p>
@@ -5992,7 +5992,7 @@
                 <w:sz w:val="15"/>
                 <w:szCs w:val="15"/>
               </w:rPr>
-              <w:t xml:space="preserve"> · TRANSPORT &amp; TUNNELS · ROUND 4</w:t>
+              <w:t xml:space="preserve"> · TRANSPORT &amp; TUNNELS</w:t>
             </w:r>
           </w:p>
           <w:p>
@@ -6136,7 +6136,7 @@
                 <w:sz w:val="15"/>
                 <w:szCs w:val="15"/>
               </w:rPr>
-              <w:t xml:space="preserve"> · AGRICULTURE · ROUND 4</w:t>
+              <w:t xml:space="preserve"> · AGRICULTURE</w:t>
             </w:r>
           </w:p>
           <w:p>
@@ -6280,7 +6280,7 @@
                 <w:sz w:val="15"/>
                 <w:szCs w:val="15"/>
               </w:rPr>
-              <w:t xml:space="preserve"> · COMMS &amp; SENSORS · ROUND 4</w:t>
+              <w:t xml:space="preserve"> · COMMS &amp; SENSORS</w:t>
             </w:r>
           </w:p>
           <w:p>
@@ -6552,7 +6552,7 @@
                 <w:sz w:val="15"/>
                 <w:szCs w:val="15"/>
               </w:rPr>
-              <w:t xml:space="preserve"> · POWER GRID · REFERENCE CHAIN</w:t>
+              <w:t xml:space="preserve"> · POWER GRID</w:t>
             </w:r>
           </w:p>
           <w:p>
@@ -6696,7 +6696,7 @@
                 <w:sz w:val="15"/>
                 <w:szCs w:val="15"/>
               </w:rPr>
-              <w:t xml:space="preserve"> · POWER GRID · REFERENCE CHAIN</w:t>
+              <w:t xml:space="preserve"> · POWER GRID</w:t>
             </w:r>
           </w:p>
           <w:p>
@@ -6840,7 +6840,7 @@
                 <w:sz w:val="15"/>
                 <w:szCs w:val="15"/>
               </w:rPr>
-              <w:t xml:space="preserve"> · WATER &amp; FILTRATION · REFERENCE CHAIN</w:t>
+              <w:t xml:space="preserve"> · WATER &amp; FILTRATION</w:t>
             </w:r>
           </w:p>
           <w:p>
@@ -7112,7 +7112,7 @@
                 <w:sz w:val="15"/>
                 <w:szCs w:val="15"/>
               </w:rPr>
-              <w:t xml:space="preserve"> · WATER &amp; FILTRATION · REFERENCE CHAIN</w:t>
+              <w:t xml:space="preserve"> · WATER &amp; FILTRATION</w:t>
             </w:r>
           </w:p>
           <w:p>
@@ -7256,7 +7256,7 @@
                 <w:sz w:val="15"/>
                 <w:szCs w:val="15"/>
               </w:rPr>
-              <w:t xml:space="preserve"> · MEDICAL BAY · REFERENCE CHAIN</w:t>
+              <w:t xml:space="preserve"> · MEDICAL BAY</w:t>
             </w:r>
           </w:p>
           <w:p>
@@ -7400,7 +7400,7 @@
                 <w:sz w:val="15"/>
                 <w:szCs w:val="15"/>
               </w:rPr>
-              <w:t xml:space="preserve"> · MEDICAL BAY · REFERENCE CHAIN</w:t>
+              <w:t xml:space="preserve"> · MEDICAL BAY</w:t>
             </w:r>
           </w:p>
           <w:p>
@@ -7672,7 +7672,7 @@
                 <w:sz w:val="15"/>
                 <w:szCs w:val="15"/>
               </w:rPr>
-              <w:t xml:space="preserve"> · TRANSPORT &amp; TUNNELS · REFERENCE CHAIN</w:t>
+              <w:t xml:space="preserve"> · TRANSPORT &amp; TUNNELS</w:t>
             </w:r>
           </w:p>
           <w:p>
@@ -7816,7 +7816,7 @@
                 <w:sz w:val="15"/>
                 <w:szCs w:val="15"/>
               </w:rPr>
-              <w:t xml:space="preserve"> · TRANSPORT &amp; TUNNELS · REFERENCE CHAIN</w:t>
+              <w:t xml:space="preserve"> · TRANSPORT &amp; TUNNELS</w:t>
             </w:r>
           </w:p>
           <w:p>
@@ -7960,7 +7960,7 @@
                 <w:sz w:val="15"/>
                 <w:szCs w:val="15"/>
               </w:rPr>
-              <w:t xml:space="preserve"> · AGRICULTURE · REFERENCE CHAIN</w:t>
+              <w:t xml:space="preserve"> · AGRICULTURE</w:t>
             </w:r>
           </w:p>
           <w:p>
@@ -8114,7 +8114,7 @@
                 <w:sz w:val="15"/>
                 <w:szCs w:val="15"/>
               </w:rPr>
-              <w:t xml:space="preserve"> · AGRICULTURE · REFERENCE CHAIN</w:t>
+              <w:t xml:space="preserve"> · AGRICULTURE</w:t>
             </w:r>
           </w:p>
           <w:p>
@@ -8258,7 +8258,7 @@
                 <w:sz w:val="15"/>
                 <w:szCs w:val="15"/>
               </w:rPr>
-              <w:t xml:space="preserve"> · COMMS &amp; SENSORS · REFERENCE CHAIN</w:t>
+              <w:t xml:space="preserve"> · COMMS &amp; SENSORS</w:t>
             </w:r>
           </w:p>
           <w:p>
@@ -8402,7 +8402,7 @@
                 <w:sz w:val="15"/>
                 <w:szCs w:val="15"/>
               </w:rPr>
-              <w:t xml:space="preserve"> · COMMS &amp; SENSORS · REFERENCE CHAIN</w:t>
+              <w:t xml:space="preserve"> · COMMS &amp; SENSORS</w:t>
             </w:r>
           </w:p>
           <w:p>
@@ -8674,7 +8674,7 @@
                 <w:sz w:val="15"/>
                 <w:szCs w:val="15"/>
               </w:rPr>
-              <w:t xml:space="preserve"> · POWER GRID · LATE SHIFT</w:t>
+              <w:t xml:space="preserve"> · POWER GRID</w:t>
             </w:r>
           </w:p>
           <w:p>
@@ -8818,7 +8818,7 @@
                 <w:sz w:val="15"/>
                 <w:szCs w:val="15"/>
               </w:rPr>
-              <w:t xml:space="preserve"> · POWER GRID · LATE SHIFT</w:t>
+              <w:t xml:space="preserve"> · POWER GRID</w:t>
             </w:r>
           </w:p>
           <w:p>
@@ -8978,7 +8978,7 @@
                 <w:sz w:val="15"/>
                 <w:szCs w:val="15"/>
               </w:rPr>
-              <w:t xml:space="preserve"> · WATER &amp; FILTRATION · LATE SHIFT</w:t>
+              <w:t xml:space="preserve"> · WATER &amp; FILTRATION</w:t>
             </w:r>
           </w:p>
           <w:p>
@@ -9250,7 +9250,7 @@
                 <w:sz w:val="15"/>
                 <w:szCs w:val="15"/>
               </w:rPr>
-              <w:t xml:space="preserve"> · WATER &amp; FILTRATION · LATE SHIFT</w:t>
+              <w:t xml:space="preserve"> · WATER &amp; FILTRATION</w:t>
             </w:r>
           </w:p>
           <w:p>
@@ -9410,7 +9410,7 @@
                 <w:sz w:val="15"/>
                 <w:szCs w:val="15"/>
               </w:rPr>
-              <w:t xml:space="preserve"> · MEDICAL BAY · LATE SHIFT</w:t>
+              <w:t xml:space="preserve"> · MEDICAL BAY</w:t>
             </w:r>
           </w:p>
           <w:p>
@@ -9554,7 +9554,7 @@
                 <w:sz w:val="15"/>
                 <w:szCs w:val="15"/>
               </w:rPr>
-              <w:t xml:space="preserve"> · MEDICAL BAY · LATE SHIFT</w:t>
+              <w:t xml:space="preserve"> · MEDICAL BAY</w:t>
             </w:r>
           </w:p>
           <w:p>
@@ -9842,7 +9842,7 @@
                 <w:sz w:val="15"/>
                 <w:szCs w:val="15"/>
               </w:rPr>
-              <w:t xml:space="preserve"> · TRANSPORT &amp; TUNNELS · LATE SHIFT</w:t>
+              <w:t xml:space="preserve"> · TRANSPORT &amp; TUNNELS</w:t>
             </w:r>
           </w:p>
           <w:p>
@@ -9986,7 +9986,7 @@
                 <w:sz w:val="15"/>
                 <w:szCs w:val="15"/>
               </w:rPr>
-              <w:t xml:space="preserve"> · TRANSPORT &amp; TUNNELS · LATE SHIFT</w:t>
+              <w:t xml:space="preserve"> · TRANSPORT &amp; TUNNELS</w:t>
             </w:r>
           </w:p>
           <w:p>
@@ -10146,7 +10146,7 @@
                 <w:sz w:val="15"/>
                 <w:szCs w:val="15"/>
               </w:rPr>
-              <w:t xml:space="preserve"> · AGRICULTURE · LATE SHIFT</w:t>
+              <w:t xml:space="preserve"> · AGRICULTURE</w:t>
             </w:r>
           </w:p>
           <w:p>
@@ -10418,7 +10418,7 @@
                 <w:sz w:val="15"/>
                 <w:szCs w:val="15"/>
               </w:rPr>
-              <w:t xml:space="preserve"> · AGRICULTURE · LATE SHIFT</w:t>
+              <w:t xml:space="preserve"> · AGRICULTURE</w:t>
             </w:r>
           </w:p>
           <w:p>
@@ -10578,7 +10578,7 @@
                 <w:sz w:val="15"/>
                 <w:szCs w:val="15"/>
               </w:rPr>
-              <w:t xml:space="preserve"> · COMMS &amp; SENSORS · LATE SHIFT</w:t>
+              <w:t xml:space="preserve"> · COMMS &amp; SENSORS</w:t>
             </w:r>
           </w:p>
           <w:p>
@@ -10722,7 +10722,7 @@
                 <w:sz w:val="15"/>
                 <w:szCs w:val="15"/>
               </w:rPr>
-              <w:t xml:space="preserve"> · COMMS &amp; SENSORS · LATE SHIFT</w:t>
+              <w:t xml:space="preserve"> · COMMS &amp; SENSORS</w:t>
             </w:r>
           </w:p>
           <w:p>
